--- a/templates/pilot/SRC-SKIN-IGSRT-SIM.docx
+++ b/templates/pilot/SRC-SKIN-IGSRT-SIM.docx
@@ -14397,7 +14397,7 @@
           <w:szCs w:val="22"/>
           <w:rtl w:val="0"/>
         </w:rPr>
-        <w:t xml:space="preserve">Clayton B. Hess, MD MPH</w:t>
+        <w:t xml:space="preserve">{signedBy}</w:t>
       </w:r>
       <w:r>
         <w:rPr>
